--- a/klagomål/A 15659-2021 FSC-klagomål.docx
+++ b/klagomål/A 15659-2021 FSC-klagomål.docx
@@ -191,7 +191,7 @@
     </w:p>
     <w:p>
       <w:r>
-        <w:t>I avverkningsanmälan har följande 16 naturvårdsarter hittats: grantickeporing (VU), gammelgransskål (NT), garnlav (NT), granticka (NT), harticka (NT), liten svartspik (NT), rosenticka (NT), spillkråka (NT, §4), talltita (NT, §4), tretåig hackspett (NT, §4), ullticka (NT), vitgrynig nållav (NT), trådticka (S), vedticka (S), gråspett (§4) och revlummer (§9). Av dessa är 12 rödlistade. För rödlistade arter har rödlistekategorin angivits inom parentes. Arter som är signalarter enligt Skogsstyrelsen har markerats med (S). För fridlysta arter anges även paragrafen i Artskyddsförordningen som arten är fridlyst enligt.</w:t>
+        <w:t>I avverkningsanmälan har följande 21 naturvårdsarter hittats: grantickeporing (VU), ostticka (VU), brunpudrad nållav (NT), doftskinn (NT), gammelgransskål (NT), garnlav (NT), granticka (NT), gränsticka (NT), harticka (NT), liten svartspik (NT), rosenticka (NT), spillkråka (NT, §4), talltita (NT, §4), tretåig hackspett (NT, §4), ullticka (NT), vitgrynig nållav (NT), trådticka (S), vedticka (S), gråspett (§4), sparvuggla (§4) och revlummer (§9). Av dessa är 16 rödlistade. För rödlistade arter har rödlistekategorin angivits inom parentes. Arter som är signalarter enligt Skogsstyrelsen har markerats med (S). För fridlysta arter anges även paragrafen i Artskyddsförordningen som arten är fridlyst enligt.</w:t>
       </w:r>
     </w:p>
     <w:p>
@@ -251,10 +251,10 @@
         <w:rPr>
           <w:b/>
         </w:rPr>
-        <w:t>Gammelgransskål (NT)</w:t>
-      </w:r>
-      <w:r>
-        <w:t xml:space="preserve"> är en liten skålsvamp som växer på gamla granar med skrovlig bark. Typiska växtplatser är gransumpskog i myrkanter, bäckdråg, bäckraviner och skuggiga bergssluttningar, men också skog på torrare mark kan hysa arten om beståndet har stark naturskogskaraktär. Bestånd med arten bör behandlas som nyckelbiotoper och sparas vid en slutavverkning. Även gallring bör undvikas. Gammelgransskål är typisk art för </w:t>
+        <w:t>Brunpudrad nållav (NT)</w:t>
+      </w:r>
+      <w:r>
+        <w:t xml:space="preserve"> är beroende av hög, jämn luftfuktighet och kan påträffas i fuktiga skogar av naturskogskaraktär, ofta i sumpgranskog eller andra sumpskogar. Arten är placerad högst upp i Skogsstyrelsens värdepyramid för bedömning av skog med höga naturvärden och förekomster bör undantas från skogsbruksåtgärder. Brunpudrad nållav är typisk art för </w:t>
       </w:r>
       <w:r>
         <w:rPr>
@@ -271,10 +271,10 @@
         <w:rPr>
           <w:b/>
         </w:rPr>
-        <w:t>Garnlav (NT)</w:t>
-      </w:r>
-      <w:r>
-        <w:t xml:space="preserve"> är en utpräglad barrskogsart som ibland kan drapera träden i norrländska grannaturskogar med hög luftfuktighet. Den förekommer även i talldominerade bestånd där den, förutom i trädens grenverk, påträffas hängande över ojämnheter i tallbarken. Arten har minskat starkt i södra och mellersta Sverige och den minskar även i sitt nordliga utbredningsområde. Orsaken till tillbakagången beror främst på slutavverkningar av naturskogsartade skogar. Bestånd med riklig förekomst bör regelmässigt sparas. Garnlav är värdväxt för den mycket sällsynta och akut hotade fjärilen barrskogslavfly (CR) som hör hemma i boreala barrskogar med riklig förekomst av värdväxten. Tidigare kunde arten konstateras årligen på flera platser vid Dala-Floda i Dalarna innan lokalerna kalavverkades. Senaste fyndet i landet av barrskogslavfly är från år 2000 då den påträffades vid Högberget i Sollefteå kommun. Garnlav är typisk art för </w:t>
+        <w:t>Doftskinn (NT)</w:t>
+      </w:r>
+      <w:r>
+        <w:t xml:space="preserve">, rödlistad som nära hotad, är en mycket bra signalart för boreal granskog och indikerar ett gran-skogsekosystem med lång kontinuitet av grova lågor. Arten är placerad i toppen av Skogsstyrelsens värdepyramid för bedömning av skog med höga naturvärden och har klassats som en “urskogsindikator”, då den förekommer med ett tydligt optimum i helt eller nästan helt orörda skogar. Doftskinn är typisk art för </w:t>
       </w:r>
       <w:r>
         <w:rPr>
@@ -283,6 +283,46 @@
         <w:t xml:space="preserve">9010 Taiga </w:t>
       </w:r>
       <w:r>
+        <w:t>(SLU Artdatabanken, 2025; Nitare &amp; Skogsstyrelsen, 2019).</w:t>
+      </w:r>
+    </w:p>
+    <w:p>
+      <w:r>
+        <w:rPr>
+          <w:b/>
+        </w:rPr>
+        <w:t>Gammelgransskål (NT)</w:t>
+      </w:r>
+      <w:r>
+        <w:t xml:space="preserve"> är en liten skålsvamp som växer på gamla granar med skrovlig bark. Typiska växtplatser är gransumpskog i myrkanter, bäckdråg, bäckraviner och skuggiga bergssluttningar, men också skog på torrare mark kan hysa arten om beståndet har stark naturskogskaraktär. Bestånd med arten bör behandlas som nyckelbiotoper och sparas vid en slutavverkning. Även gallring bör undvikas. Gammelgransskål är typisk art för </w:t>
+      </w:r>
+      <w:r>
+        <w:rPr>
+          <w:i/>
+        </w:rPr>
+        <w:t>9010 Taiga</w:t>
+      </w:r>
+      <w:r>
+        <w:t xml:space="preserve"> (SLU Artdatabanken, 2024; Nitare &amp; Skogsstyrelsen, 2019).</w:t>
+      </w:r>
+    </w:p>
+    <w:p>
+      <w:r>
+        <w:rPr>
+          <w:b/>
+        </w:rPr>
+        <w:t>Garnlav (NT)</w:t>
+      </w:r>
+      <w:r>
+        <w:t xml:space="preserve"> är en utpräglad barrskogsart som ibland kan drapera träden i norrländska grannaturskogar med hög luftfuktighet. Den förekommer även i talldominerade bestånd där den, förutom i trädens grenverk, påträffas hängande över ojämnheter i tallbarken. Arten har minskat starkt i södra och mellersta Sverige och den minskar även i sitt nordliga utbredningsområde. Orsaken till tillbakagången beror främst på slutavverkningar av naturskogsartade skogar. Bestånd med riklig förekomst bör regelmässigt sparas. Garnlav är värdväxt för den mycket sällsynta och akut hotade fjärilen barrskogslavfly (CR) som hör hemma i boreala barrskogar med riklig förekomst av värdväxten. Tidigare kunde arten konstateras årligen på flera platser vid Dala-Floda i Dalarna innan lokalerna kalavverkades. Senaste fyndet i landet av barrskogslavfly är från år 2000 då den påträffades vid Högberget i Sollefteå kommun. Garnlav är typisk art för </w:t>
+      </w:r>
+      <w:r>
+        <w:rPr>
+          <w:i/>
+        </w:rPr>
+        <w:t xml:space="preserve">9010 Taiga </w:t>
+      </w:r>
+      <w:r>
         <w:t>och</w:t>
       </w:r>
       <w:r>
@@ -322,6 +362,26 @@
         <w:rPr>
           <w:b/>
         </w:rPr>
+        <w:t>Gränsticka (NT)</w:t>
+      </w:r>
+      <w:r>
+        <w:t xml:space="preserve"> är en mycket bra signalart inom hela sitt utbredningsområde. Den är huvudsakligen knuten till restbestånd av barrnaturskog och förekommer med ett tydligt optimum i orörda eller måttligt påverkade gamla granskogar där det föreligger långvarig kontinuitet av grov död ved. Lokaler som hyser arten, speciellt i mellersta och södra Sverige, bör undantas från skogsbruk. Gränsticka är typisk art för </w:t>
+      </w:r>
+      <w:r>
+        <w:rPr>
+          <w:i/>
+        </w:rPr>
+        <w:t>9010 Taiga</w:t>
+      </w:r>
+      <w:r>
+        <w:t xml:space="preserve"> (SLU Artdatabanken, 2024; Nitare &amp; Skogsstyrelsen, 2019).</w:t>
+      </w:r>
+    </w:p>
+    <w:p>
+      <w:r>
+        <w:rPr>
+          <w:b/>
+        </w:rPr>
         <w:t>Harticka (NT)</w:t>
       </w:r>
       <w:r>
@@ -355,6 +415,35 @@
       </w:r>
       <w:r>
         <w:t xml:space="preserve"> växer på granbark i boreala barrskogar med lång trädkontinuitet och hög luftfuktighet. Orsaken till tillbakagången beror på främst på slutavverkningar av naturskogsartade granskogar. Bestånd med riklig förekomst av liten svartspik bör regelmässigt sparas. Naturhänsyn i samband med slutavverkning måste ske så att man undviker uttorkningseffekter (SLU Artdatabanken, 2024).</w:t>
+      </w:r>
+    </w:p>
+    <w:p>
+      <w:r>
+        <w:rPr>
+          <w:b/>
+        </w:rPr>
+        <w:t xml:space="preserve">Ostticka (VU) </w:t>
+      </w:r>
+      <w:r>
+        <w:t xml:space="preserve">växer huvudsakligen på grova granlågor i urskogsartad barrskog. Växtplatserna ligger vanligtvis i brandrefugiala områden med relativt hög luftfuktighet där skogen under lång tid haft en intern beståndsdynamik med successivt avdöende träd. Alla skogsskötselåtgärder på eller i omedelbar närhet av lokalerna inverkar negativt på artens fortlevnad. Ostticka är typisk art för </w:t>
+      </w:r>
+      <w:r>
+        <w:rPr>
+          <w:i/>
+        </w:rPr>
+        <w:t xml:space="preserve">9010 Taiga </w:t>
+      </w:r>
+      <w:r>
+        <w:t xml:space="preserve">och </w:t>
+      </w:r>
+      <w:r>
+        <w:rPr>
+          <w:i/>
+        </w:rPr>
+        <w:t>9030 Landhöjningsskog</w:t>
+      </w:r>
+      <w:r>
+        <w:t xml:space="preserve"> (SLU Artdatabanken, 2024; Nitare &amp; Skogsstyrelsen, 2019).</w:t>
       </w:r>
     </w:p>
     <w:p>
@@ -503,7 +592,7 @@
     </w:p>
     <w:p>
       <w:r>
-        <w:t>Följande fridlysta arter har sina livsmiljöer och växtplatser i den avverkningsanmälda skogen: spillkråka (NT, §4), talltita (NT, §4), tretåig hackspett (NT, §4), gråspett (§4) och revlummer (§9).</w:t>
+        <w:t>Följande fridlysta arter har sina livsmiljöer och växtplatser i den avverkningsanmälda skogen: spillkråka (NT, §4), talltita (NT, §4), tretåig hackspett (NT, §4), gråspett (§4), sparvuggla (§4) och revlummer (§9).</w:t>
       </w:r>
     </w:p>
     <w:p>
@@ -538,6 +627,17 @@
       </w:r>
       <w:r>
         <w:t>(Skogsstyrelsen, 2016; SLU Artdatabanken, 2025).</w:t>
+      </w:r>
+    </w:p>
+    <w:p>
+      <w:r>
+        <w:rPr>
+          <w:b/>
+        </w:rPr>
+        <w:t>Sparvuggla (§4)</w:t>
+      </w:r>
+      <w:r>
+        <w:t>, som omfattas av fågeldirektivets bilaga 1, häckar i naturskog samt i klassisk bondeskog och förekommer främst i större skogsområden som domineras av barrblandskog med stort inslag av asp, björk och andra lövträd. Den behöver relativt stora skogsområden och saknas helt i mindre skogar och isolerade dungar. Reviren är i storleksordningen upp till 200 hektar. Sparvugglan missgynnas av överföring av variationsrika bondeskogar till ensartade produktionsskogar. Särskilt avverkning av lövträdsrika kantzoner och igenplantering av gamla inägor (Skogsstyrelsen, 2016).</w:t>
       </w:r>
     </w:p>
     <w:p>
@@ -720,7 +820,7 @@
         <w:rPr>
           <w:i/>
         </w:rPr>
-        <w:t>I det avverkningsanmälda skogsområdet har 16 naturvårdsarter varav 12 rödlistade arter sina livsmiljöer och växtplatser.</w:t>
+        <w:t>I det avverkningsanmälda skogsområdet har 21 naturvårdsarter varav 16 rödlistade arter sina livsmiljöer och växtplatser.</w:t>
       </w:r>
     </w:p>
     <w:p>
@@ -918,6 +1018,38 @@
       </w:pPr>
       <w:r>
         <w:t>BILAGA 1 – Fridlysta arter</w:t>
+      </w:r>
+    </w:p>
+    <w:p>
+      <w:pPr>
+        <w:pStyle w:val="Heading1"/>
+      </w:pPr>
+      <w:r>
+        <w:t>Sparvuggla – ekologi samt krav på livsmiljön</w:t>
+      </w:r>
+    </w:p>
+    <w:p>
+      <w:r>
+        <w:t>Sparvuggla (§4), som omfattas av fågeldirektivets bilaga 1, häckar i naturskog samt i klassisk bondeskog och förekommer främst i större skogsområden som domineras av barrblandskog med stort inslag av asp, björk och andra lövträd. Den behöver relativt stora skogsområden och saknas helt i mindre skogar och isolerade dungar. Reviren är i storleksordningen upp till 200 hektar. Sparvugglan missgynnas av överföring av variationsrika bondeskogar till ensartade produktionsskogar – särskilt avverkning av lövträdsrika kantzoner och igenplantering av gamla inägor (Skogsstyrelsen, 2016).</w:t>
+      </w:r>
+    </w:p>
+    <w:p>
+      <w:pPr>
+        <w:pStyle w:val="Heading2"/>
+      </w:pPr>
+      <w:r>
+        <w:t>Referenser – sparvuggla</w:t>
+      </w:r>
+    </w:p>
+    <w:p>
+      <w:r>
+        <w:t xml:space="preserve">Skogsstyrelsen, 2016. </w:t>
+      </w:r>
+      <w:r>
+        <w:rPr>
+          <w:i/>
+        </w:rPr>
+        <w:t>Vägledning för hänsyn till sparvuggla.</w:t>
       </w:r>
     </w:p>
     <w:p>
@@ -1441,7 +1573,7 @@
     <w:r>
       <w:tab/>
       <w:tab/>
-      <w:t>2026-03-24</w:t>
+      <w:t>2026-03-25</w:t>
       <w:br/>
       <w:br/>
     </w:r>

--- a/klagomål/A 15659-2021 FSC-klagomål.docx
+++ b/klagomål/A 15659-2021 FSC-klagomål.docx
@@ -1573,7 +1573,7 @@
     <w:r>
       <w:tab/>
       <w:tab/>
-      <w:t>2026-03-25</w:t>
+      <w:t>2026-03-26</w:t>
       <w:br/>
       <w:br/>
     </w:r>

--- a/klagomål/A 15659-2021 FSC-klagomål.docx
+++ b/klagomål/A 15659-2021 FSC-klagomål.docx
@@ -1573,7 +1573,7 @@
     <w:r>
       <w:tab/>
       <w:tab/>
-      <w:t>2026-03-26</w:t>
+      <w:t>2026-03-27</w:t>
       <w:br/>
       <w:br/>
     </w:r>

--- a/klagomål/A 15659-2021 FSC-klagomål.docx
+++ b/klagomål/A 15659-2021 FSC-klagomål.docx
@@ -1573,7 +1573,7 @@
     <w:r>
       <w:tab/>
       <w:tab/>
-      <w:t>2026-03-27</w:t>
+      <w:t>2026-03-28</w:t>
       <w:br/>
       <w:br/>
     </w:r>

--- a/klagomål/A 15659-2021 FSC-klagomål.docx
+++ b/klagomål/A 15659-2021 FSC-klagomål.docx
@@ -1573,7 +1573,7 @@
     <w:r>
       <w:tab/>
       <w:tab/>
-      <w:t>2026-03-28</w:t>
+      <w:t>2026-03-29</w:t>
       <w:br/>
       <w:br/>
     </w:r>

--- a/klagomål/A 15659-2021 FSC-klagomål.docx
+++ b/klagomål/A 15659-2021 FSC-klagomål.docx
@@ -1573,7 +1573,7 @@
     <w:r>
       <w:tab/>
       <w:tab/>
-      <w:t>2026-03-29</w:t>
+      <w:t>2026-03-30</w:t>
       <w:br/>
       <w:br/>
     </w:r>

--- a/klagomål/A 15659-2021 FSC-klagomål.docx
+++ b/klagomål/A 15659-2021 FSC-klagomål.docx
@@ -1573,7 +1573,7 @@
     <w:r>
       <w:tab/>
       <w:tab/>
-      <w:t>2026-03-30</w:t>
+      <w:t>2026-03-31</w:t>
       <w:br/>
       <w:br/>
     </w:r>

--- a/klagomål/A 15659-2021 FSC-klagomål.docx
+++ b/klagomål/A 15659-2021 FSC-klagomål.docx
@@ -1573,7 +1573,7 @@
     <w:r>
       <w:tab/>
       <w:tab/>
-      <w:t>2026-03-31</w:t>
+      <w:t>2026-04-01</w:t>
       <w:br/>
       <w:br/>
     </w:r>

--- a/klagomål/A 15659-2021 FSC-klagomål.docx
+++ b/klagomål/A 15659-2021 FSC-klagomål.docx
@@ -1573,7 +1573,7 @@
     <w:r>
       <w:tab/>
       <w:tab/>
-      <w:t>2026-04-01</w:t>
+      <w:t>2026-04-02</w:t>
       <w:br/>
       <w:br/>
     </w:r>

--- a/klagomål/A 15659-2021 FSC-klagomål.docx
+++ b/klagomål/A 15659-2021 FSC-klagomål.docx
@@ -1573,7 +1573,7 @@
     <w:r>
       <w:tab/>
       <w:tab/>
-      <w:t>2026-04-02</w:t>
+      <w:t>2026-04-03</w:t>
       <w:br/>
       <w:br/>
     </w:r>

--- a/klagomål/A 15659-2021 FSC-klagomål.docx
+++ b/klagomål/A 15659-2021 FSC-klagomål.docx
@@ -1573,7 +1573,7 @@
     <w:r>
       <w:tab/>
       <w:tab/>
-      <w:t>2026-04-03</w:t>
+      <w:t>2026-04-04</w:t>
       <w:br/>
       <w:br/>
     </w:r>

--- a/klagomål/A 15659-2021 FSC-klagomål.docx
+++ b/klagomål/A 15659-2021 FSC-klagomål.docx
@@ -1573,7 +1573,7 @@
     <w:r>
       <w:tab/>
       <w:tab/>
-      <w:t>2026-04-04</w:t>
+      <w:t>2026-04-05</w:t>
       <w:br/>
       <w:br/>
     </w:r>
